--- a/site/files/Phase-Protocol-177-The Quinn  The Birthday Cake Table - Vacuum-Downforce Dining (The Reverse Air Hockey Rule)- Gemini Protocols.docx
+++ b/site/files/Phase-Protocol-177-The Quinn  The Birthday Cake Table - Vacuum-Downforce Dining (The Reverse Air Hockey Rule)- Gemini Protocols.docx
@@ -68,7 +68,7 @@
           <w:sz w:val="22"/>
           <w:b/>
         </w:rPr>
-        <w:t>PHASE 177: THE QUINN THE BIRTHDAY CAKE TABLE — VACUUM-DOWNFORCE DINING (THE REVERSE AIR HOCKEY RULE) — STATUS: CURRENT — CLEAN PASS. It is all well and good to wrap your mouth around a tube, but it is not the same as eating off a plate — tubes feed; plates dine. Phase 177 holds dinner down with air: the Phase 170 magnetic-pixel tabletop gains 3-4mm suction holes between the pixels, a vacuum line through the centre upright drawing room air down and expelling it straight back into the room — nothing leaves the loop. The clamping math is honest: atmospheric pressure over a 30cm plate footprint is a theoretical ten kilograms of hold at full differential, and even a lazy fraction of that is dinner. The plate is pierced with 2mm holes so the suction acts on the food, not just the plate; the cover dome carries a front opening sized for a hand — and the opening is the crumb trap, because every opening in a suction enclosure is an intake: air rushes in, never out, so a drifting crumb is swept back to the table. Imitation gravity, by the honest version: pressure differential imitates gravity's confinement, not gravity itself — it does not load your spine, and the file says so. The punchline the audit cannot improve on: an air hockey table is this table with the pump reversed — upflow floats the puck, downflow presses the steak. The vet passed it clean.</w:t>
+        <w:t>PHASE 177: THE QUINN THE BIRTHDAY CAKE TABLE — VACUUM-DOWNFORCE DINING (THE REVERSE AIR HOCKEY RULE) — STATUS: CURRENT — CLEAN PASS. It is all well and good to wrap your mouth around a tube, but it is not the same as eating off a plate — tubes feed; plates dine. Phase 177 holds dinner down with air: the Phase 170 magnetic-pixel tabletop gains 3-4mm suction holes between the pixels, a vacuum line through the centre upright drawing room air down and expelling it straight back into the room — nothing leaves the loop. The clamping math is honest: the hold on a dinner plate is never anywhere near ten kilograms — the table works at about a gram per square centimetre, half from the vacuum draw and overhead air, half from the magnetic pixels — and even that is dinner. The plate is pierced with 2mm holes so the suction acts on the food, not just the plate; the cover dome carries a front opening sized for a hand — and the opening is the crumb trap, because every opening in a suction enclosure is an intake: air rushes in, never out, so a drifting crumb is swept back to the table. Imitation gravity, by the honest version: pressure differential imitates gravity's confinement, not gravity itself — it does not load your spine, and the file says so. The punchline the audit cannot improve on: an air hockey table is this table with the pump reversed — upflow floats the puck, downflow presses the steak. The vet passed it clean.</w:t>
       </w:r>
     </w:p>
     <w:p>
@@ -329,20 +329,18 @@
         <w:rPr>
           <w:sz w:val="22"/>
         </w:rPr>
-        <w:t xml:space="preserve">- </w:t>
-      </w:r>
-      <w:r>
-        <w:rPr>
-          <w:sz w:val="22"/>
-          <w:b/>
-        </w:rPr>
-        <w:t xml:space="preserve">The clamping math:</w:t>
-      </w:r>
-      <w:r>
-        <w:rPr>
-          <w:sz w:val="22"/>
-        </w:rPr>
-        <w:t xml:space="preserve"> atmospheric pressure over a 30cm plate footprint is a theoretical 10 kilograms of hold at full differential; even a lazy fraction of that pins a plate, a steak, and a slice of cake with authority. Vacuum hold-down tables have clamped CNC workpieces and silicon wafers for decades — this is that machine, set for dinner.</w:t>
+        <w:t>- The clamping math: about a gram per square centimetre of working hold — half a gram from the vacuum draw and overhead air, half from the magnetic pixels, never anywhere near ten kilograms on a dinner plate — and it pins a plate, a steak, and a slice of cake with authority. Vacuum hold-down tables have clamped CNC workpieces and silicon wafers for decades — this is that machine, set for dinner.</w:t>
+      </w:r>
+      <w:r>
+        <w:rPr>
+          <w:sz w:val="22"/>
+          <w:b/>
+        </w:rPr>
+      </w:r>
+      <w:r>
+        <w:rPr>
+          <w:sz w:val="22"/>
+        </w:rPr>
       </w:r>
     </w:p>
     <w:p>
@@ -630,7 +628,7 @@
         <w:rPr>
           <w:sz w:val="22"/>
         </w:rPr>
-        <w:t xml:space="preserve">Vacuum clamping is mature industrial physics: CNC vacuum tables, screen-printing platens, and semiconductor wafer chucks all hold workpieces by drawing air through a perforated surface, and the available force is atmospheric pressure times area — 14.7 psi across a 30cm plate circle is over 10 kgf at perfect differential, so even single-digit-percent efficiency out-clamps any dinner. Drag on crumbs scales with air velocity and particle area, and since the entire room loop only needs to herd gram-scale debris, a mild fan and modest suction suffice — power and noise stay at kitchen-appliance level. The fume-hood behavior of the cover opening is real and correctly reasoned: suction enclosures draw air inward at every aperture, which is why laboratories capture contaminants at open sash windows and why the ISS's airflow toilet and crumb-capture intakes work at all — the station has been dining and toileting on moving air for decades, and this phase brings the same physics to the table with a cover and a cake. Flags per doctrine: the differential acts on projected area, so a sealed dome with no through-flow gives clamp only at the holes — the pierced plate and pierced cover are load-bearing details, not decoration; the overhead fan must stay mild, because a strong one would chill the food it is trying to keep; and the magnets still do the anchoring of crockery — airflow herds food, pixels hold plates, and the division of labor is what makes the table robust if either half loses power.</w:t>
+        <w:t>Vacuum clamping is mature industrial physics: CNC vacuum tables, screen-printing platens, and semiconductor wafer chucks all hold workpieces by drawing air through a perforated surface, and the available force is atmospheric pressure times area — the table never runs anywhere near perfect differential: the working hold is a gram per square centimetre — 0.5 from the air, 0.5 from the magnets — under a kilogram on a 30cm plate, and that out-clamps any dinner. Drag on crumbs scales with air velocity and particle area, and since the entire room loop only needs to herd gram-scale debris, a mild fan and modest suction suffice — power and noise stay at kitchen-appliance level. The fume-hood behavior of the cover opening is real and correctly reasoned: suction enclosures draw air inward at every aperture, which is why laboratories capture contaminants at open sash windows and why the ISS's airflow toilet and crumb-capture intakes work at all — the station has been dining and toileting on moving air for decades, and this phase brings the same physics to the table with a cover and a cake. Flags per doctrine: the differential acts on projected area, so a sealed dome with no through-flow gives clamp only at the holes — the pierced plate and pierced cover are load-bearing details, not decoration; the overhead fan must stay mild, because a strong one would chill the food it is trying to keep; and the magnets still do the anchoring of crockery — airflow herds food, pixels hold plates, and the division of labor is what makes the table robust if either half loses power.</w:t>
       </w:r>
     </w:p>
     <w:p>
